--- a/downloads/teacher/05 Materials/Unit 02/Handouts/Handout 02.11 - Interest Math Practice.docx
+++ b/downloads/teacher/05 Materials/Unit 02/Handouts/Handout 02.11 - Interest Math Practice.docx
@@ -25,7 +25,7 @@
         <w:pStyle w:val="BodyText"/>
       </w:pPr>
       <w:r>
-        <w:t xml:space="preserve">Rates on this sheet are typical for 2026 and marked [update]. The people are made up.</w:t>
+        <w:t xml:space="preserve">Rates on this sheet are typical for 2026 and to be refreshed before teaching. The people are made up.</w:t>
       </w:r>
     </w:p>
     <w:p>
@@ -419,15 +419,6 @@
             <w:r>
               <w:t xml:space="preserve">Rate</w:t>
             </w:r>
-            <w:r>
-              <w:t xml:space="preserve"> </w:t>
-            </w:r>
-            <w:r>
-              <w:rPr>
-                <w:rStyle w:val="TeacherNote"/>
-              </w:rPr>
-              <w:t xml:space="preserve">[update]</w:t>
-            </w:r>
           </w:p>
         </w:tc>
         <w:tc>
@@ -755,22 +746,7 @@
         </w:numPr>
       </w:pPr>
       <w:r>
-        <w:t xml:space="preserve">Ines borrows $1,200 on a store card at 15 percent</w:t>
-      </w:r>
-      <w:r>
-        <w:t xml:space="preserve"> </w:t>
-      </w:r>
-      <w:r>
-        <w:rPr>
-          <w:rStyle w:val="TeacherNote"/>
-        </w:rPr>
-        <w:t xml:space="preserve">[update]</w:t>
-      </w:r>
-      <w:r>
-        <w:t xml:space="preserve"> </w:t>
-      </w:r>
-      <w:r>
-        <w:t xml:space="preserve">and pays nothing for two years. Interest: $______ x ______ x ______ = $______. Total owed: $______.</w:t>
+        <w:t xml:space="preserve">Ines borrows $1,200 on a store card at 15 percent and pays nothing for two years. Interest: $______ x ______ x ______ = $______. Total owed: $______.</w:t>
       </w:r>
     </w:p>
     <w:p>
@@ -781,22 +757,7 @@
         </w:numPr>
       </w:pPr>
       <w:r>
-        <w:t xml:space="preserve">A used car loan: $8,000 at 5 percent</w:t>
-      </w:r>
-      <w:r>
-        <w:t xml:space="preserve"> </w:t>
-      </w:r>
-      <w:r>
-        <w:rPr>
-          <w:rStyle w:val="TeacherNote"/>
-        </w:rPr>
-        <w:t xml:space="preserve">[update]</w:t>
-      </w:r>
-      <w:r>
-        <w:t xml:space="preserve"> </w:t>
-      </w:r>
-      <w:r>
-        <w:t xml:space="preserve">for four years. Interest: $______ x ______ x ______ = $______. Total paid: $______.</w:t>
+        <w:t xml:space="preserve">A used car loan: $8,000 at 5 percent for four years. Interest: $______ x ______ x ______ = $______. Total paid: $______.</w:t>
       </w:r>
     </w:p>
     <w:p>
@@ -830,7 +791,7 @@
         <w:pStyle w:val="FirstParagraph"/>
       </w:pPr>
       <w:r>
-        <w:t xml:space="preserve">Leo puts a $500 phone on a credit card at 24 percent APR [update]. That is 2 percent a month. Each month the card adds 2 percent of the balance, then his payment comes off.</w:t>
+        <w:t xml:space="preserve">Leo puts a $500 phone on a credit card at 24 percent APR. That is 2 percent a month. Each month the card adds 2 percent of the balance, then his payment comes off.</w:t>
       </w:r>
     </w:p>
     <w:p>
@@ -1477,7 +1438,7 @@
         </w:numPr>
       </w:pPr>
       <w:r>
-        <w:t xml:space="preserve">Three cards: a bank card at 24 percent, a store card at 29 percent, a credit union card at 15 percent [update]. A person with a good score should pick ______________ because ______________________________.</w:t>
+        <w:t xml:space="preserve">Three cards: a bank card at 24 percent, a store card at 29 percent, a credit union card at 15 percent. A person with a good score should pick ______________ because ______________________________.</w:t>
       </w:r>
     </w:p>
     <w:p>
